--- a/Files/05 - Devarim/03 - Eikev/5784/Eikev 5784.docx
+++ b/Files/05 - Devarim/03 - Eikev/5784/Eikev 5784.docx
@@ -173,7 +173,7 @@
         <w:rPr>
           <w:rFonts w:ascii="Times New Roman" w:hAnsi="Times New Roman" w:cs="Times New Roman"/>
         </w:rPr>
-        <w:t xml:space="preserve"> are a dialogue between</w:t>
+        <w:t xml:space="preserve"> are a dialogue between </w:t>
       </w:r>
       <w:r>
         <w:rPr>
@@ -1604,7 +1604,7 @@
         <w:rPr>
           <w:rFonts w:ascii="Times New Roman" w:hAnsi="Times New Roman" w:cs="Times New Roman"/>
         </w:rPr>
-        <w:t>nd then it says</w:t>
+        <w:t xml:space="preserve">nd then it says </w:t>
       </w:r>
       <w:r>
         <w:rPr>
